--- a/paper_drafts/rendered_v37/基于模仿学习的复杂经济系统主体决策模型小论文大纲稿_修改版v37.docx
+++ b/paper_drafts/rendered_v37/基于模仿学习的复杂经济系统主体决策模型小论文大纲稿_修改版v37.docx
@@ -8114,7 +8114,680 @@
         <w:rPr>
           <w:lang w:eastAsia="zh-CN"/>
         </w:rPr>
-        <w:t>本文将线性序列映射、可学习位置嵌入、Transformer编码和末时刻特征读取组成的结构定义为Transformer历史序列表征模块。该模块首先把序列中每个时间步的输入投影至统一隐藏空间，并与对应的可学习位置嵌入相加；单层Transformer编码器随后利用多头自注意力和前馈子层提取序列内部的时序关联；编码器最后一个时间位置的输出经层归一化后形成定长历史特征。本文将该历史特征的维数定义为表征维度。三个分支均采用长度为5的历史序列、4个注意力头和高斯误差线性单元（GELU：Gaussian Error Linear Unit）激活函数。Actor与Critic分支的表征维度为32，前馈层维度为64；判别器分支的表征维度为100，前馈层维度为200。各分支分别维护独立的线性映射、位置嵌入、Transformer编码器和层归一化参数，彼此不共享参数。主要参数设置见表4-1。</w:t>
+        <w:t>为统一图4-1与正文的符号表示，令</w:t>
+      </w:r>
+      <m:oMath>
+        <m:r>
+          <m:t>b∈</m:t>
+        </m:r>
+        <m:d>
+          <m:dPr>
+            <m:begChr m:val="{"/>
+            <m:sepChr m:val=","/>
+            <m:endChr m:val="}"/>
+          </m:dPr>
+          <m:e>
+            <m:r>
+              <m:t>A</m:t>
+            </m:r>
+          </m:e>
+          <m:e>
+            <m:r>
+              <m:t>Q</m:t>
+            </m:r>
+          </m:e>
+          <m:e>
+            <m:r>
+              <m:t>D</m:t>
+            </m:r>
+          </m:e>
+        </m:d>
+      </m:oMath>
+      <w:r>
+        <w:rPr>
+          <w:lang w:eastAsia="zh-CN"/>
+        </w:rPr>
+        <w:t>分别表示Actor、Critic和判别器分支。第t个决策时刻的历史输入序列记为</w:t>
+      </w:r>
+      <m:oMath>
+        <m:sSubSup>
+          <m:e>
+            <m:r>
+              <m:t>H</m:t>
+            </m:r>
+          </m:e>
+          <m:sub>
+            <m:r>
+              <m:t>t</m:t>
+            </m:r>
+          </m:sub>
+          <m:sup>
+            <m:d>
+              <m:dPr>
+                <m:sepChr m:val=","/>
+              </m:dPr>
+              <m:e>
+                <m:r>
+                  <m:t>b</m:t>
+                </m:r>
+              </m:e>
+            </m:d>
+          </m:sup>
+        </m:sSubSup>
+      </m:oMath>
+      <w:r>
+        <w:rPr>
+          <w:lang w:eastAsia="zh-CN"/>
+        </w:rPr>
+        <w:t>，相应的历史序列表征模块与输出特征分别记为</w:t>
+      </w:r>
+      <m:oMath>
+        <m:sSup>
+          <m:e>
+            <m:r>
+              <m:rPr>
+                <m:scr m:val="script"/>
+              </m:rPr>
+              <m:t>F</m:t>
+            </m:r>
+          </m:e>
+          <m:sup>
+            <m:d>
+              <m:dPr>
+                <m:sepChr m:val=","/>
+              </m:dPr>
+              <m:e>
+                <m:r>
+                  <m:t>b</m:t>
+                </m:r>
+              </m:e>
+            </m:d>
+          </m:sup>
+        </m:sSup>
+      </m:oMath>
+      <w:r>
+        <w:rPr>
+          <w:lang w:eastAsia="zh-CN"/>
+        </w:rPr>
+        <w:t>和</w:t>
+      </w:r>
+      <m:oMath>
+        <m:sSubSup>
+          <m:e>
+            <m:r>
+              <m:t>z</m:t>
+            </m:r>
+          </m:e>
+          <m:sub>
+            <m:r>
+              <m:t>t</m:t>
+            </m:r>
+          </m:sub>
+          <m:sup>
+            <m:d>
+              <m:dPr>
+                <m:sepChr m:val=","/>
+              </m:dPr>
+              <m:e>
+                <m:r>
+                  <m:t>b</m:t>
+                </m:r>
+              </m:e>
+            </m:d>
+          </m:sup>
+        </m:sSubSup>
+      </m:oMath>
+      <w:r>
+        <w:rPr>
+          <w:lang w:eastAsia="zh-CN"/>
+        </w:rPr>
+        <w:t>。在下述通用计算过程中，以X表示任一分支的历史输入序列。</w:t>
+      </w:r>
+    </w:p>
+    <w:p>
+      <w:pPr>
+        <w:ind w:firstLine="420"/>
+        <w:rPr>
+          <w:lang w:eastAsia="zh-CN"/>
+        </w:rPr>
+      </w:pPr>
+      <w:r>
+        <w:rPr>
+          <w:lang w:eastAsia="zh-CN"/>
+        </w:rPr>
+        <w:t>本文将线性序列映射、可学习位置嵌入、多头自注意力、前馈子层和末时刻特征读取组成的结构定义为Transformer历史序列表征模块。该模块首先将序列中每个时间步的输入线性投影至统一的表征空间，再与对应位置的可学习位置嵌入相加，得到编码器输入E：</w:t>
+      </w:r>
+    </w:p>
+    <w:p>
+      <w:pPr>
+        <w:ind w:firstLine="420"/>
+        <w:jc w:val="center"/>
+      </w:pPr>
+      <m:oMath>
+        <m:r>
+          <m:t>E=X</m:t>
+        </m:r>
+        <m:sSub>
+          <m:e>
+            <m:r>
+              <m:t>W</m:t>
+            </m:r>
+          </m:e>
+          <m:sub>
+            <m:r>
+              <m:t>e</m:t>
+            </m:r>
+          </m:sub>
+        </m:sSub>
+        <m:r>
+          <m:t>+</m:t>
+        </m:r>
+        <m:sSub>
+          <m:e>
+            <m:r>
+              <m:t>b</m:t>
+            </m:r>
+          </m:e>
+          <m:sub>
+            <m:r>
+              <m:t>e</m:t>
+            </m:r>
+          </m:sub>
+        </m:sSub>
+        <m:r>
+          <m:t>+P</m:t>
+        </m:r>
+      </m:oMath>
+    </w:p>
+    <w:p>
+      <w:pPr>
+        <w:ind w:firstLine="420"/>
+        <w:rPr>
+          <w:lang w:eastAsia="zh-CN"/>
+        </w:rPr>
+      </w:pPr>
+      <w:r>
+        <w:rPr>
+          <w:lang w:eastAsia="zh-CN"/>
+        </w:rPr>
+        <w:t>式中，W_e和b_e分别表示输入投影的权重矩阵与偏置向量，P表示与序列位置对应的可学习位置嵌入。输入投影将单个时间步的原始输入维度d_in转换为表征维度d_model。Actor分支的单时间步输入为33维状态向量；Critic和判别器分支的单时间步输入均为37维状态—动作向量。可学习位置嵌入与投影结果具有相同的序列长度和表征维度。对于编码器中的第h个注意力头，查询、键和值分别定义为：</w:t>
+      </w:r>
+    </w:p>
+    <w:p>
+      <w:pPr>
+        <w:ind w:firstLine="420"/>
+        <w:jc w:val="center"/>
+      </w:pPr>
+      <m:oMath>
+        <m:sSub>
+          <m:e>
+            <m:r>
+              <m:t>Q</m:t>
+            </m:r>
+          </m:e>
+          <m:sub>
+            <m:r>
+              <m:t>h</m:t>
+            </m:r>
+          </m:sub>
+        </m:sSub>
+        <m:r>
+          <m:t>=E</m:t>
+        </m:r>
+        <m:sSubSup>
+          <m:e>
+            <m:r>
+              <m:t>W</m:t>
+            </m:r>
+          </m:e>
+          <m:sub>
+            <m:r>
+              <m:t>h</m:t>
+            </m:r>
+          </m:sub>
+          <m:sup>
+            <m:r>
+              <m:t>Q</m:t>
+            </m:r>
+          </m:sup>
+        </m:sSubSup>
+        <m:r>
+          <m:t>,</m:t>
+        </m:r>
+        <m:sSub>
+          <m:e>
+            <m:r>
+              <m:t>K</m:t>
+            </m:r>
+          </m:e>
+          <m:sub>
+            <m:r>
+              <m:t>h</m:t>
+            </m:r>
+          </m:sub>
+        </m:sSub>
+        <m:r>
+          <m:t>=E</m:t>
+        </m:r>
+        <m:sSubSup>
+          <m:e>
+            <m:r>
+              <m:t>W</m:t>
+            </m:r>
+          </m:e>
+          <m:sub>
+            <m:r>
+              <m:t>h</m:t>
+            </m:r>
+          </m:sub>
+          <m:sup>
+            <m:r>
+              <m:t>K</m:t>
+            </m:r>
+          </m:sup>
+        </m:sSubSup>
+        <m:r>
+          <m:t>,</m:t>
+        </m:r>
+        <m:sSub>
+          <m:e>
+            <m:r>
+              <m:t>V</m:t>
+            </m:r>
+          </m:e>
+          <m:sub>
+            <m:r>
+              <m:t>h</m:t>
+            </m:r>
+          </m:sub>
+        </m:sSub>
+        <m:r>
+          <m:t>=E</m:t>
+        </m:r>
+        <m:sSubSup>
+          <m:e>
+            <m:r>
+              <m:t>W</m:t>
+            </m:r>
+          </m:e>
+          <m:sub>
+            <m:r>
+              <m:t>h</m:t>
+            </m:r>
+          </m:sub>
+          <m:sup>
+            <m:r>
+              <m:t>V</m:t>
+            </m:r>
+          </m:sup>
+        </m:sSubSup>
+      </m:oMath>
+    </w:p>
+    <w:p>
+      <w:pPr>
+        <w:ind w:firstLine="420"/>
+        <w:rPr>
+          <w:lang w:eastAsia="zh-CN"/>
+        </w:rPr>
+      </w:pPr>
+      <w:r>
+        <w:rPr>
+          <w:lang w:eastAsia="zh-CN"/>
+        </w:rPr>
+        <w:t>式中，W_h^Q、W_h^K和W_h^V表示将编码器输入映射至第h个注意力子空间的查询、键和值投影参数。各投影将表征维度d_model映射至单头维度d_h。第h个注意力头根据缩放点积计算不同时间位置之间的关联权重，其输出定义为：</w:t>
+      </w:r>
+    </w:p>
+    <w:p>
+      <w:pPr>
+        <w:ind w:firstLine="420"/>
+        <w:jc w:val="center"/>
+      </w:pPr>
+      <m:oMath>
+        <m:sSub>
+          <m:e>
+            <m:r>
+              <m:rPr>
+                <m:sty m:val="p"/>
+              </m:rPr>
+              <m:t>head</m:t>
+            </m:r>
+          </m:e>
+          <m:sub>
+            <m:r>
+              <m:t>h</m:t>
+            </m:r>
+          </m:sub>
+        </m:sSub>
+        <m:r>
+          <m:t>=</m:t>
+        </m:r>
+        <m:r>
+          <m:rPr>
+            <m:sty m:val="p"/>
+          </m:rPr>
+          <m:t>softmax</m:t>
+        </m:r>
+        <m:d>
+          <m:dPr>
+            <m:sepChr m:val=","/>
+          </m:dPr>
+          <m:e>
+            <m:f>
+              <m:fPr>
+                <m:type m:val="bar"/>
+              </m:fPr>
+              <m:num>
+                <m:sSub>
+                  <m:e>
+                    <m:r>
+                      <m:t>Q</m:t>
+                    </m:r>
+                  </m:e>
+                  <m:sub>
+                    <m:r>
+                      <m:t>h</m:t>
+                    </m:r>
+                  </m:sub>
+                </m:sSub>
+                <m:sSubSup>
+                  <m:e>
+                    <m:r>
+                      <m:t>K</m:t>
+                    </m:r>
+                  </m:e>
+                  <m:sub>
+                    <m:r>
+                      <m:t>h</m:t>
+                    </m:r>
+                  </m:sub>
+                  <m:sup>
+                    <m:r>
+                      <m:t>T</m:t>
+                    </m:r>
+                  </m:sup>
+                </m:sSubSup>
+              </m:num>
+              <m:den>
+                <m:rad>
+                  <m:radPr>
+                    <m:degHide m:val="on"/>
+                  </m:radPr>
+                  <m:deg/>
+                  <m:e>
+                    <m:sSub>
+                      <m:e>
+                        <m:r>
+                          <m:t>d</m:t>
+                        </m:r>
+                      </m:e>
+                      <m:sub>
+                        <m:r>
+                          <m:t>h</m:t>
+                        </m:r>
+                      </m:sub>
+                    </m:sSub>
+                  </m:e>
+                </m:rad>
+              </m:den>
+            </m:f>
+          </m:e>
+        </m:d>
+        <m:sSub>
+          <m:e>
+            <m:r>
+              <m:t>V</m:t>
+            </m:r>
+          </m:e>
+          <m:sub>
+            <m:r>
+              <m:t>h</m:t>
+            </m:r>
+          </m:sub>
+        </m:sSub>
+      </m:oMath>
+    </w:p>
+    <w:p>
+      <w:pPr>
+        <w:ind w:firstLine="420"/>
+        <w:rPr>
+          <w:lang w:eastAsia="zh-CN"/>
+        </w:rPr>
+      </w:pPr>
+      <w:r>
+        <w:rPr>
+          <w:lang w:eastAsia="zh-CN"/>
+        </w:rPr>
+        <w:t>式中，Q_h、K_h和V_h分别表示第h个注意力头的查询、键和值，d_h表示单头维度。缩放项用于控制点积随特征维度增大而产生的数值变化。H个注意力头在不同特征子空间内并行计算，各头输出经拼接和输出投影后形成多头自注意力结果：</w:t>
+      </w:r>
+    </w:p>
+    <w:p>
+      <w:pPr>
+        <w:ind w:firstLine="420"/>
+        <w:jc w:val="center"/>
+      </w:pPr>
+      <m:oMath>
+        <m:r>
+          <m:rPr>
+            <m:sty m:val="p"/>
+          </m:rPr>
+          <m:t>MHA</m:t>
+        </m:r>
+        <m:d>
+          <m:dPr>
+            <m:sepChr m:val=","/>
+          </m:dPr>
+          <m:e>
+            <m:r>
+              <m:t>E</m:t>
+            </m:r>
+          </m:e>
+        </m:d>
+        <m:r>
+          <m:t>=</m:t>
+        </m:r>
+        <m:r>
+          <m:rPr>
+            <m:sty m:val="p"/>
+          </m:rPr>
+          <m:t>Concat</m:t>
+        </m:r>
+        <m:d>
+          <m:dPr>
+            <m:sepChr m:val=","/>
+          </m:dPr>
+          <m:e>
+            <m:sSub>
+              <m:e>
+                <m:r>
+                  <m:rPr>
+                    <m:sty m:val="p"/>
+                  </m:rPr>
+                  <m:t>head</m:t>
+                </m:r>
+              </m:e>
+              <m:sub>
+                <m:r>
+                  <m:t>1</m:t>
+                </m:r>
+              </m:sub>
+            </m:sSub>
+          </m:e>
+          <m:e>
+            <m:r>
+              <m:t>,</m:t>
+            </m:r>
+          </m:e>
+          <m:e>
+            <m:r>
+              <m:t>…</m:t>
+            </m:r>
+          </m:e>
+          <m:e>
+            <m:r>
+              <m:t>,</m:t>
+            </m:r>
+          </m:e>
+          <m:e>
+            <m:sSub>
+              <m:e>
+                <m:r>
+                  <m:rPr>
+                    <m:sty m:val="p"/>
+                  </m:rPr>
+                  <m:t>head</m:t>
+                </m:r>
+              </m:e>
+              <m:sub>
+                <m:r>
+                  <m:t>H</m:t>
+                </m:r>
+              </m:sub>
+            </m:sSub>
+          </m:e>
+        </m:d>
+        <m:sSup>
+          <m:e>
+            <m:r>
+              <m:t>W</m:t>
+            </m:r>
+          </m:e>
+          <m:sup>
+            <m:r>
+              <m:t>O</m:t>
+            </m:r>
+          </m:sup>
+        </m:sSup>
+      </m:oMath>
+    </w:p>
+    <w:p>
+      <w:pPr>
+        <w:ind w:firstLine="420"/>
+        <w:rPr>
+          <w:lang w:eastAsia="zh-CN"/>
+        </w:rPr>
+      </w:pPr>
+      <w:r>
+        <w:rPr>
+          <w:lang w:eastAsia="zh-CN"/>
+        </w:rPr>
+        <w:t>式中，H表示注意力头数，W^O表示多头输出投影矩阵。本文三个分支均设置H=4。单头维度由表征维度除以注意力头数得到，因此Actor与Critic分支的表征维度为32，单头维度均为8；判别器分支的表征维度为100，单头维度为25。多头自注意力输出经过残差连接和层归一化后进入前馈子层。前馈子层由两层全连接映射组成，其计算形式为：</w:t>
+      </w:r>
+    </w:p>
+    <w:p>
+      <w:pPr>
+        <w:ind w:firstLine="420"/>
+        <w:jc w:val="center"/>
+      </w:pPr>
+      <m:oMath>
+        <m:r>
+          <m:rPr>
+            <m:sty m:val="p"/>
+          </m:rPr>
+          <m:t>FFN</m:t>
+        </m:r>
+        <m:d>
+          <m:dPr>
+            <m:sepChr m:val=","/>
+          </m:dPr>
+          <m:e>
+            <m:r>
+              <m:t>U</m:t>
+            </m:r>
+          </m:e>
+        </m:d>
+        <m:r>
+          <m:t>=</m:t>
+        </m:r>
+        <m:sSub>
+          <m:e>
+            <m:r>
+              <m:t>W</m:t>
+            </m:r>
+          </m:e>
+          <m:sub>
+            <m:r>
+              <m:t>2</m:t>
+            </m:r>
+          </m:sub>
+        </m:sSub>
+        <m:r>
+          <m:rPr>
+            <m:sty m:val="p"/>
+          </m:rPr>
+          <m:t>GELU</m:t>
+        </m:r>
+        <m:d>
+          <m:dPr>
+            <m:sepChr m:val=","/>
+          </m:dPr>
+          <m:e>
+            <m:sSub>
+              <m:e>
+                <m:r>
+                  <m:t>W</m:t>
+                </m:r>
+              </m:e>
+              <m:sub>
+                <m:r>
+                  <m:t>1</m:t>
+                </m:r>
+              </m:sub>
+            </m:sSub>
+          </m:e>
+          <m:e>
+            <m:r>
+              <m:t>U</m:t>
+            </m:r>
+          </m:e>
+          <m:e>
+            <m:r>
+              <m:t>+</m:t>
+            </m:r>
+          </m:e>
+          <m:e>
+            <m:sSub>
+              <m:e>
+                <m:r>
+                  <m:t>b</m:t>
+                </m:r>
+              </m:e>
+              <m:sub>
+                <m:r>
+                  <m:t>1</m:t>
+                </m:r>
+              </m:sub>
+            </m:sSub>
+          </m:e>
+        </m:d>
+        <m:r>
+          <m:t>+</m:t>
+        </m:r>
+        <m:sSub>
+          <m:e>
+            <m:r>
+              <m:t>b</m:t>
+            </m:r>
+          </m:e>
+          <m:sub>
+            <m:r>
+              <m:t>2</m:t>
+            </m:r>
+          </m:sub>
+        </m:sSub>
+      </m:oMath>
+    </w:p>
+    <w:p>
+      <w:pPr>
+        <w:ind w:firstLine="420"/>
+        <w:rPr>
+          <w:lang w:eastAsia="zh-CN"/>
+        </w:rPr>
+      </w:pPr>
+      <w:r>
+        <w:rPr>
+          <w:lang w:eastAsia="zh-CN"/>
+        </w:rPr>
+        <w:t>式中，U表示多头自注意力子层完成残差连接和层归一化后的输出。前馈子层的第一层将表征维度扩展至前馈层维度，并采用高斯误差线性单元（GELU：Gaussian Error Linear Unit）进行非线性变换；第二层再将特征映射回原表征维度。前馈子层输出随后经过第二次残差连接和层归一化。三个分支均采用1个Transformer编码层，各分支的前馈层维度和Dropout设置见表4-1。编码器最后一个时间位置的输出再经独立的层归一化形成定长历史特征，其维数与相应分支的表征维度一致。三个分支分别维护独立的输入投影、位置嵌入、Transformer编码器和末时刻特征层归一化参数，彼此不共享参数。</w:t>
       </w:r>
     </w:p>
     <w:p>
@@ -8137,25 +8810,21 @@
     <w:tbl>
       <w:tblPr>
         <w:tblStyle w:val="2a"/>
-        <w:tblW w:type="dxa" w:w="8496"/>
+        <w:tblW w:type="dxa" w:w="8712"/>
         <w:jc w:val="center"/>
         <w:tblLayout w:type="fixed"/>
         <w:tblLook w:firstColumn="1" w:firstRow="1" w:lastColumn="0" w:lastRow="0" w:noHBand="0" w:noVBand="1" w:val="04A0"/>
       </w:tblPr>
       <w:tblGrid>
-        <w:gridCol w:w="792"/>
-        <w:gridCol w:w="1944"/>
-        <w:gridCol w:w="1007"/>
-        <w:gridCol w:w="864"/>
-        <w:gridCol w:w="1007"/>
-        <w:gridCol w:w="936"/>
-        <w:gridCol w:w="1080"/>
-        <w:gridCol w:w="864"/>
+        <w:gridCol w:w="2088"/>
+        <w:gridCol w:w="1728"/>
+        <w:gridCol w:w="1800"/>
+        <w:gridCol w:w="3096"/>
       </w:tblGrid>
       <w:tr>
         <w:tc>
           <w:tcPr>
-            <w:tcW w:type="dxa" w:w="792"/>
+            <w:tcW w:type="dxa" w:w="2088"/>
             <w:vAlign w:val="center"/>
             <w:tcBorders>
               <w:left w:val="nil"/>
@@ -8171,13 +8840,13 @@
               <w:jc w:val="center"/>
             </w:pPr>
             <w:r>
-              <w:t>分支</w:t>
+              <w:t>参数</w:t>
             </w:r>
           </w:p>
         </w:tc>
         <w:tc>
           <w:tcPr>
-            <w:tcW w:type="dxa" w:w="1944"/>
+            <w:tcW w:type="dxa" w:w="1728"/>
             <w:vAlign w:val="center"/>
             <w:tcBorders>
               <w:left w:val="nil"/>
@@ -8193,13 +8862,13 @@
               <w:jc w:val="center"/>
             </w:pPr>
             <w:r>
-              <w:t>历史输入</w:t>
+              <w:t>Actor</w:t>
             </w:r>
           </w:p>
         </w:tc>
         <w:tc>
           <w:tcPr>
-            <w:tcW w:type="dxa" w:w="1008"/>
+            <w:tcW w:type="dxa" w:w="1800"/>
             <w:vAlign w:val="center"/>
             <w:tcBorders>
               <w:left w:val="nil"/>
@@ -8215,13 +8884,13 @@
               <w:jc w:val="center"/>
             </w:pPr>
             <w:r>
-              <w:t>序列长度（l）</w:t>
+              <w:t>Critic</w:t>
             </w:r>
           </w:p>
         </w:tc>
         <w:tc>
           <w:tcPr>
-            <w:tcW w:type="dxa" w:w="864"/>
+            <w:tcW w:type="dxa" w:w="3096"/>
             <w:vAlign w:val="center"/>
             <w:tcBorders>
               <w:left w:val="nil"/>
@@ -8237,95 +8906,7 @@
               <w:jc w:val="center"/>
             </w:pPr>
             <w:r>
-              <w:t>编码层数</w:t>
-            </w:r>
-          </w:p>
-        </w:tc>
-        <w:tc>
-          <w:tcPr>
-            <w:tcW w:type="dxa" w:w="1008"/>
-            <w:vAlign w:val="center"/>
-            <w:tcBorders>
-              <w:left w:val="nil"/>
-              <w:right w:val="nil"/>
-              <w:insideH w:val="nil"/>
-              <w:insideV w:val="nil"/>
-              <w:top w:val="single" w:sz="10" w:space="0" w:color="000000"/>
-              <w:bottom w:val="single" w:sz="6" w:space="0" w:color="000000"/>
-            </w:tcBorders>
-          </w:tcPr>
-          <w:p>
-            <w:pPr>
-              <w:jc w:val="center"/>
-            </w:pPr>
-            <w:r>
-              <w:t>注意力头数</w:t>
-            </w:r>
-          </w:p>
-        </w:tc>
-        <w:tc>
-          <w:tcPr>
-            <w:tcW w:type="dxa" w:w="936"/>
-            <w:vAlign w:val="center"/>
-            <w:tcBorders>
-              <w:left w:val="nil"/>
-              <w:right w:val="nil"/>
-              <w:insideH w:val="nil"/>
-              <w:insideV w:val="nil"/>
-              <w:top w:val="single" w:sz="10" w:space="0" w:color="000000"/>
-              <w:bottom w:val="single" w:sz="6" w:space="0" w:color="000000"/>
-            </w:tcBorders>
-          </w:tcPr>
-          <w:p>
-            <w:pPr>
-              <w:jc w:val="center"/>
-            </w:pPr>
-            <w:r>
-              <w:t>表征维度</w:t>
-            </w:r>
-          </w:p>
-        </w:tc>
-        <w:tc>
-          <w:tcPr>
-            <w:tcW w:type="dxa" w:w="1080"/>
-            <w:vAlign w:val="center"/>
-            <w:tcBorders>
-              <w:left w:val="nil"/>
-              <w:right w:val="nil"/>
-              <w:insideH w:val="nil"/>
-              <w:insideV w:val="nil"/>
-              <w:top w:val="single" w:sz="10" w:space="0" w:color="000000"/>
-              <w:bottom w:val="single" w:sz="6" w:space="0" w:color="000000"/>
-            </w:tcBorders>
-          </w:tcPr>
-          <w:p>
-            <w:pPr>
-              <w:jc w:val="center"/>
-            </w:pPr>
-            <w:r>
-              <w:t>前馈层维度</w:t>
-            </w:r>
-          </w:p>
-        </w:tc>
-        <w:tc>
-          <w:tcPr>
-            <w:tcW w:type="dxa" w:w="864"/>
-            <w:vAlign w:val="center"/>
-            <w:tcBorders>
-              <w:left w:val="nil"/>
-              <w:right w:val="nil"/>
-              <w:insideH w:val="nil"/>
-              <w:insideV w:val="nil"/>
-              <w:top w:val="single" w:sz="10" w:space="0" w:color="000000"/>
-              <w:bottom w:val="single" w:sz="6" w:space="0" w:color="000000"/>
-            </w:tcBorders>
-          </w:tcPr>
-          <w:p>
-            <w:pPr>
-              <w:jc w:val="center"/>
-            </w:pPr>
-            <w:r>
-              <w:t>Dropout</w:t>
+              <w:t>判别器</w:t>
             </w:r>
           </w:p>
         </w:tc>
@@ -8333,7 +8914,7 @@
       <w:tr>
         <w:tc>
           <w:tcPr>
-            <w:tcW w:type="dxa" w:w="792"/>
+            <w:tcW w:type="dxa" w:w="2088"/>
             <w:vAlign w:val="center"/>
             <w:tcBorders>
               <w:left w:val="nil"/>
@@ -8354,13 +8935,13 @@
                 <w:b w:val="0"/>
                 <w:bCs w:val="0"/>
               </w:rPr>
-              <w:t>Actor</w:t>
+              <w:t>历史输入</w:t>
             </w:r>
           </w:p>
         </w:tc>
         <w:tc>
           <w:tcPr>
-            <w:tcW w:type="dxa" w:w="1944"/>
+            <w:tcW w:type="dxa" w:w="1728"/>
             <w:vAlign w:val="center"/>
             <w:tcBorders>
               <w:left w:val="nil"/>
@@ -8387,7 +8968,310 @@
         </w:tc>
         <w:tc>
           <w:tcPr>
-            <w:tcW w:type="dxa" w:w="1008"/>
+            <w:tcW w:type="dxa" w:w="1800"/>
+            <w:vAlign w:val="center"/>
+            <w:tcBorders>
+              <w:left w:val="nil"/>
+              <w:right w:val="nil"/>
+              <w:insideH w:val="nil"/>
+              <w:insideV w:val="nil"/>
+              <w:top w:val="nil"/>
+              <w:bottom w:val="nil"/>
+            </w:tcBorders>
+          </w:tcPr>
+          <w:p>
+            <w:pPr>
+              <w:jc w:val="center"/>
+            </w:pPr>
+            <w:r>
+              <w:rPr>
+                <w:rFonts w:hint="eastAsia"/>
+                <w:b w:val="0"/>
+                <w:bCs w:val="0"/>
+              </w:rPr>
+              <w:t>状态—动作序列</w:t>
+            </w:r>
+          </w:p>
+        </w:tc>
+        <w:tc>
+          <w:tcPr>
+            <w:tcW w:type="dxa" w:w="3096"/>
+            <w:vAlign w:val="center"/>
+            <w:tcBorders>
+              <w:left w:val="nil"/>
+              <w:right w:val="nil"/>
+              <w:insideH w:val="nil"/>
+              <w:insideV w:val="nil"/>
+              <w:top w:val="nil"/>
+              <w:bottom w:val="nil"/>
+            </w:tcBorders>
+          </w:tcPr>
+          <w:p>
+            <w:pPr>
+              <w:jc w:val="center"/>
+            </w:pPr>
+            <w:r>
+              <w:rPr>
+                <w:rFonts w:hint="eastAsia"/>
+                <w:b w:val="0"/>
+                <w:bCs w:val="0"/>
+              </w:rPr>
+              <w:t>专家或生成状态—动作序列</w:t>
+            </w:r>
+          </w:p>
+        </w:tc>
+      </w:tr>
+      <w:tr>
+        <w:tc>
+          <w:tcPr>
+            <w:tcW w:type="dxa" w:w="2088"/>
+            <w:vAlign w:val="center"/>
+            <w:tcBorders>
+              <w:left w:val="nil"/>
+              <w:right w:val="nil"/>
+              <w:insideH w:val="nil"/>
+              <w:insideV w:val="nil"/>
+              <w:top w:val="nil"/>
+              <w:bottom w:val="nil"/>
+            </w:tcBorders>
+          </w:tcPr>
+          <w:p>
+            <w:pPr>
+              <w:jc w:val="center"/>
+            </w:pPr>
+            <w:r>
+              <w:rPr>
+                <w:rFonts w:hint="eastAsia"/>
+                <w:b w:val="0"/>
+                <w:bCs w:val="0"/>
+              </w:rPr>
+              <w:t>单时间步输入维度</w:t>
+            </w:r>
+          </w:p>
+        </w:tc>
+        <w:tc>
+          <w:tcPr>
+            <w:tcW w:type="dxa" w:w="1728"/>
+            <w:vAlign w:val="center"/>
+            <w:tcBorders>
+              <w:left w:val="nil"/>
+              <w:right w:val="nil"/>
+              <w:insideH w:val="nil"/>
+              <w:insideV w:val="nil"/>
+              <w:top w:val="nil"/>
+              <w:bottom w:val="nil"/>
+            </w:tcBorders>
+          </w:tcPr>
+          <w:p>
+            <w:pPr>
+              <w:jc w:val="center"/>
+            </w:pPr>
+            <w:r>
+              <w:rPr>
+                <w:rFonts w:hint="eastAsia"/>
+                <w:b w:val="0"/>
+                <w:bCs w:val="0"/>
+              </w:rPr>
+              <w:t>33</w:t>
+            </w:r>
+          </w:p>
+        </w:tc>
+        <w:tc>
+          <w:tcPr>
+            <w:tcW w:type="dxa" w:w="1800"/>
+            <w:vAlign w:val="center"/>
+            <w:tcBorders>
+              <w:left w:val="nil"/>
+              <w:right w:val="nil"/>
+              <w:insideH w:val="nil"/>
+              <w:insideV w:val="nil"/>
+              <w:top w:val="nil"/>
+              <w:bottom w:val="nil"/>
+            </w:tcBorders>
+          </w:tcPr>
+          <w:p>
+            <w:pPr>
+              <w:jc w:val="center"/>
+            </w:pPr>
+            <w:r>
+              <w:rPr>
+                <w:rFonts w:hint="eastAsia"/>
+                <w:b w:val="0"/>
+                <w:bCs w:val="0"/>
+              </w:rPr>
+              <w:t>37</w:t>
+            </w:r>
+          </w:p>
+        </w:tc>
+        <w:tc>
+          <w:tcPr>
+            <w:tcW w:type="dxa" w:w="3096"/>
+            <w:vAlign w:val="center"/>
+            <w:tcBorders>
+              <w:left w:val="nil"/>
+              <w:right w:val="nil"/>
+              <w:insideH w:val="nil"/>
+              <w:insideV w:val="nil"/>
+              <w:top w:val="nil"/>
+              <w:bottom w:val="nil"/>
+            </w:tcBorders>
+          </w:tcPr>
+          <w:p>
+            <w:pPr>
+              <w:jc w:val="center"/>
+            </w:pPr>
+            <w:r>
+              <w:rPr>
+                <w:rFonts w:hint="eastAsia"/>
+                <w:b w:val="0"/>
+                <w:bCs w:val="0"/>
+              </w:rPr>
+              <w:t>37</w:t>
+            </w:r>
+          </w:p>
+        </w:tc>
+      </w:tr>
+      <w:tr>
+        <w:tc>
+          <w:tcPr>
+            <w:tcW w:type="dxa" w:w="2088"/>
+            <w:vAlign w:val="center"/>
+            <w:tcBorders>
+              <w:left w:val="nil"/>
+              <w:right w:val="nil"/>
+              <w:insideH w:val="nil"/>
+              <w:insideV w:val="nil"/>
+              <w:top w:val="nil"/>
+              <w:bottom w:val="nil"/>
+            </w:tcBorders>
+          </w:tcPr>
+          <w:p>
+            <w:pPr>
+              <w:jc w:val="center"/>
+            </w:pPr>
+            <w:r>
+              <w:rPr>
+                <w:rFonts w:hint="eastAsia"/>
+                <w:b w:val="0"/>
+                <w:bCs w:val="0"/>
+              </w:rPr>
+              <w:t>输入投影</w:t>
+            </w:r>
+          </w:p>
+        </w:tc>
+        <w:tc>
+          <w:tcPr>
+            <w:tcW w:type="dxa" w:w="1728"/>
+            <w:vAlign w:val="center"/>
+            <w:tcBorders>
+              <w:left w:val="nil"/>
+              <w:right w:val="nil"/>
+              <w:insideH w:val="nil"/>
+              <w:insideV w:val="nil"/>
+              <w:top w:val="nil"/>
+              <w:bottom w:val="nil"/>
+            </w:tcBorders>
+          </w:tcPr>
+          <w:p>
+            <w:pPr>
+              <w:jc w:val="center"/>
+            </w:pPr>
+            <w:r>
+              <w:rPr>
+                <w:rFonts w:hint="eastAsia"/>
+                <w:b w:val="0"/>
+                <w:bCs w:val="0"/>
+              </w:rPr>
+              <w:t>33→32</w:t>
+            </w:r>
+          </w:p>
+        </w:tc>
+        <w:tc>
+          <w:tcPr>
+            <w:tcW w:type="dxa" w:w="1800"/>
+            <w:vAlign w:val="center"/>
+            <w:tcBorders>
+              <w:left w:val="nil"/>
+              <w:right w:val="nil"/>
+              <w:insideH w:val="nil"/>
+              <w:insideV w:val="nil"/>
+              <w:top w:val="nil"/>
+              <w:bottom w:val="nil"/>
+            </w:tcBorders>
+          </w:tcPr>
+          <w:p>
+            <w:pPr>
+              <w:jc w:val="center"/>
+            </w:pPr>
+            <w:r>
+              <w:rPr>
+                <w:rFonts w:hint="eastAsia"/>
+                <w:b w:val="0"/>
+                <w:bCs w:val="0"/>
+              </w:rPr>
+              <w:t>37→32</w:t>
+            </w:r>
+          </w:p>
+        </w:tc>
+        <w:tc>
+          <w:tcPr>
+            <w:tcW w:type="dxa" w:w="3096"/>
+            <w:vAlign w:val="center"/>
+            <w:tcBorders>
+              <w:left w:val="nil"/>
+              <w:right w:val="nil"/>
+              <w:insideH w:val="nil"/>
+              <w:insideV w:val="nil"/>
+              <w:top w:val="nil"/>
+              <w:bottom w:val="nil"/>
+            </w:tcBorders>
+          </w:tcPr>
+          <w:p>
+            <w:pPr>
+              <w:jc w:val="center"/>
+            </w:pPr>
+            <w:r>
+              <w:rPr>
+                <w:rFonts w:hint="eastAsia"/>
+                <w:b w:val="0"/>
+                <w:bCs w:val="0"/>
+              </w:rPr>
+              <w:t>37→100</w:t>
+            </w:r>
+          </w:p>
+        </w:tc>
+      </w:tr>
+      <w:tr>
+        <w:tc>
+          <w:tcPr>
+            <w:tcW w:type="dxa" w:w="2088"/>
+            <w:vAlign w:val="center"/>
+            <w:tcBorders>
+              <w:left w:val="nil"/>
+              <w:right w:val="nil"/>
+              <w:insideH w:val="nil"/>
+              <w:insideV w:val="nil"/>
+              <w:top w:val="nil"/>
+              <w:bottom w:val="nil"/>
+            </w:tcBorders>
+          </w:tcPr>
+          <w:p>
+            <w:pPr>
+              <w:jc w:val="center"/>
+            </w:pPr>
+            <w:r>
+              <w:rPr>
+                <w:rFonts w:hint="eastAsia"/>
+                <w:b w:val="0"/>
+                <w:bCs w:val="0"/>
+              </w:rPr>
+              <w:t>序列长度（l）</w:t>
+            </w:r>
+          </w:p>
+        </w:tc>
+        <w:tc>
+          <w:tcPr>
+            <w:tcW w:type="dxa" w:w="1728"/>
             <w:vAlign w:val="center"/>
             <w:tcBorders>
               <w:left w:val="nil"/>
@@ -8414,7 +9298,90 @@
         </w:tc>
         <w:tc>
           <w:tcPr>
-            <w:tcW w:type="dxa" w:w="864"/>
+            <w:tcW w:type="dxa" w:w="1800"/>
+            <w:vAlign w:val="center"/>
+            <w:tcBorders>
+              <w:left w:val="nil"/>
+              <w:right w:val="nil"/>
+              <w:insideH w:val="nil"/>
+              <w:insideV w:val="nil"/>
+              <w:top w:val="nil"/>
+              <w:bottom w:val="nil"/>
+            </w:tcBorders>
+          </w:tcPr>
+          <w:p>
+            <w:pPr>
+              <w:jc w:val="center"/>
+            </w:pPr>
+            <w:r>
+              <w:rPr>
+                <w:rFonts w:hint="eastAsia"/>
+                <w:b w:val="0"/>
+                <w:bCs w:val="0"/>
+              </w:rPr>
+              <w:t>5</w:t>
+            </w:r>
+          </w:p>
+        </w:tc>
+        <w:tc>
+          <w:tcPr>
+            <w:tcW w:type="dxa" w:w="3096"/>
+            <w:vAlign w:val="center"/>
+            <w:tcBorders>
+              <w:left w:val="nil"/>
+              <w:right w:val="nil"/>
+              <w:insideH w:val="nil"/>
+              <w:insideV w:val="nil"/>
+              <w:top w:val="nil"/>
+              <w:bottom w:val="nil"/>
+            </w:tcBorders>
+          </w:tcPr>
+          <w:p>
+            <w:pPr>
+              <w:jc w:val="center"/>
+            </w:pPr>
+            <w:r>
+              <w:rPr>
+                <w:rFonts w:hint="eastAsia"/>
+                <w:b w:val="0"/>
+                <w:bCs w:val="0"/>
+              </w:rPr>
+              <w:t>5</w:t>
+            </w:r>
+          </w:p>
+        </w:tc>
+      </w:tr>
+      <w:tr>
+        <w:tc>
+          <w:tcPr>
+            <w:tcW w:type="dxa" w:w="2088"/>
+            <w:vAlign w:val="center"/>
+            <w:tcBorders>
+              <w:left w:val="nil"/>
+              <w:right w:val="nil"/>
+              <w:insideH w:val="nil"/>
+              <w:insideV w:val="nil"/>
+              <w:top w:val="nil"/>
+              <w:bottom w:val="nil"/>
+            </w:tcBorders>
+          </w:tcPr>
+          <w:p>
+            <w:pPr>
+              <w:jc w:val="center"/>
+            </w:pPr>
+            <w:r>
+              <w:rPr>
+                <w:rFonts w:hint="eastAsia"/>
+                <w:b w:val="0"/>
+                <w:bCs w:val="0"/>
+              </w:rPr>
+              <w:t>编码层数</w:t>
+            </w:r>
+          </w:p>
+        </w:tc>
+        <w:tc>
+          <w:tcPr>
+            <w:tcW w:type="dxa" w:w="1728"/>
             <w:vAlign w:val="center"/>
             <w:tcBorders>
               <w:left w:val="nil"/>
@@ -8441,7 +9408,90 @@
         </w:tc>
         <w:tc>
           <w:tcPr>
-            <w:tcW w:type="dxa" w:w="1008"/>
+            <w:tcW w:type="dxa" w:w="1800"/>
+            <w:vAlign w:val="center"/>
+            <w:tcBorders>
+              <w:left w:val="nil"/>
+              <w:right w:val="nil"/>
+              <w:insideH w:val="nil"/>
+              <w:insideV w:val="nil"/>
+              <w:top w:val="nil"/>
+              <w:bottom w:val="nil"/>
+            </w:tcBorders>
+          </w:tcPr>
+          <w:p>
+            <w:pPr>
+              <w:jc w:val="center"/>
+            </w:pPr>
+            <w:r>
+              <w:rPr>
+                <w:rFonts w:hint="eastAsia"/>
+                <w:b w:val="0"/>
+                <w:bCs w:val="0"/>
+              </w:rPr>
+              <w:t>1</w:t>
+            </w:r>
+          </w:p>
+        </w:tc>
+        <w:tc>
+          <w:tcPr>
+            <w:tcW w:type="dxa" w:w="3096"/>
+            <w:vAlign w:val="center"/>
+            <w:tcBorders>
+              <w:left w:val="nil"/>
+              <w:right w:val="nil"/>
+              <w:insideH w:val="nil"/>
+              <w:insideV w:val="nil"/>
+              <w:top w:val="nil"/>
+              <w:bottom w:val="nil"/>
+            </w:tcBorders>
+          </w:tcPr>
+          <w:p>
+            <w:pPr>
+              <w:jc w:val="center"/>
+            </w:pPr>
+            <w:r>
+              <w:rPr>
+                <w:rFonts w:hint="eastAsia"/>
+                <w:b w:val="0"/>
+                <w:bCs w:val="0"/>
+              </w:rPr>
+              <w:t>1</w:t>
+            </w:r>
+          </w:p>
+        </w:tc>
+      </w:tr>
+      <w:tr>
+        <w:tc>
+          <w:tcPr>
+            <w:tcW w:type="dxa" w:w="2088"/>
+            <w:vAlign w:val="center"/>
+            <w:tcBorders>
+              <w:left w:val="nil"/>
+              <w:right w:val="nil"/>
+              <w:insideH w:val="nil"/>
+              <w:insideV w:val="nil"/>
+              <w:top w:val="nil"/>
+              <w:bottom w:val="nil"/>
+            </w:tcBorders>
+          </w:tcPr>
+          <w:p>
+            <w:pPr>
+              <w:jc w:val="center"/>
+            </w:pPr>
+            <w:r>
+              <w:rPr>
+                <w:rFonts w:hint="eastAsia"/>
+                <w:b w:val="0"/>
+                <w:bCs w:val="0"/>
+              </w:rPr>
+              <w:t>注意力头数（H）</w:t>
+            </w:r>
+          </w:p>
+        </w:tc>
+        <w:tc>
+          <w:tcPr>
+            <w:tcW w:type="dxa" w:w="1728"/>
             <w:vAlign w:val="center"/>
             <w:tcBorders>
               <w:left w:val="nil"/>
@@ -8468,7 +9518,90 @@
         </w:tc>
         <w:tc>
           <w:tcPr>
-            <w:tcW w:type="dxa" w:w="936"/>
+            <w:tcW w:type="dxa" w:w="1800"/>
+            <w:vAlign w:val="center"/>
+            <w:tcBorders>
+              <w:left w:val="nil"/>
+              <w:right w:val="nil"/>
+              <w:insideH w:val="nil"/>
+              <w:insideV w:val="nil"/>
+              <w:top w:val="nil"/>
+              <w:bottom w:val="nil"/>
+            </w:tcBorders>
+          </w:tcPr>
+          <w:p>
+            <w:pPr>
+              <w:jc w:val="center"/>
+            </w:pPr>
+            <w:r>
+              <w:rPr>
+                <w:rFonts w:hint="eastAsia"/>
+                <w:b w:val="0"/>
+                <w:bCs w:val="0"/>
+              </w:rPr>
+              <w:t>4</w:t>
+            </w:r>
+          </w:p>
+        </w:tc>
+        <w:tc>
+          <w:tcPr>
+            <w:tcW w:type="dxa" w:w="3096"/>
+            <w:vAlign w:val="center"/>
+            <w:tcBorders>
+              <w:left w:val="nil"/>
+              <w:right w:val="nil"/>
+              <w:insideH w:val="nil"/>
+              <w:insideV w:val="nil"/>
+              <w:top w:val="nil"/>
+              <w:bottom w:val="nil"/>
+            </w:tcBorders>
+          </w:tcPr>
+          <w:p>
+            <w:pPr>
+              <w:jc w:val="center"/>
+            </w:pPr>
+            <w:r>
+              <w:rPr>
+                <w:rFonts w:hint="eastAsia"/>
+                <w:b w:val="0"/>
+                <w:bCs w:val="0"/>
+              </w:rPr>
+              <w:t>4</w:t>
+            </w:r>
+          </w:p>
+        </w:tc>
+      </w:tr>
+      <w:tr>
+        <w:tc>
+          <w:tcPr>
+            <w:tcW w:type="dxa" w:w="2088"/>
+            <w:vAlign w:val="center"/>
+            <w:tcBorders>
+              <w:left w:val="nil"/>
+              <w:right w:val="nil"/>
+              <w:insideH w:val="nil"/>
+              <w:insideV w:val="nil"/>
+              <w:top w:val="nil"/>
+              <w:bottom w:val="nil"/>
+            </w:tcBorders>
+          </w:tcPr>
+          <w:p>
+            <w:pPr>
+              <w:jc w:val="center"/>
+            </w:pPr>
+            <w:r>
+              <w:rPr>
+                <w:rFonts w:hint="eastAsia"/>
+                <w:b w:val="0"/>
+                <w:bCs w:val="0"/>
+              </w:rPr>
+              <w:t>表征维度（d_model）</w:t>
+            </w:r>
+          </w:p>
+        </w:tc>
+        <w:tc>
+          <w:tcPr>
+            <w:tcW w:type="dxa" w:w="1728"/>
             <w:vAlign w:val="center"/>
             <w:tcBorders>
               <w:left w:val="nil"/>
@@ -8495,7 +9628,200 @@
         </w:tc>
         <w:tc>
           <w:tcPr>
-            <w:tcW w:type="dxa" w:w="1080"/>
+            <w:tcW w:type="dxa" w:w="1800"/>
+            <w:vAlign w:val="center"/>
+            <w:tcBorders>
+              <w:left w:val="nil"/>
+              <w:right w:val="nil"/>
+              <w:insideH w:val="nil"/>
+              <w:insideV w:val="nil"/>
+              <w:top w:val="nil"/>
+              <w:bottom w:val="nil"/>
+            </w:tcBorders>
+          </w:tcPr>
+          <w:p>
+            <w:pPr>
+              <w:jc w:val="center"/>
+            </w:pPr>
+            <w:r>
+              <w:rPr>
+                <w:rFonts w:hint="eastAsia"/>
+                <w:b w:val="0"/>
+                <w:bCs w:val="0"/>
+              </w:rPr>
+              <w:t>32</w:t>
+            </w:r>
+          </w:p>
+        </w:tc>
+        <w:tc>
+          <w:tcPr>
+            <w:tcW w:type="dxa" w:w="3096"/>
+            <w:vAlign w:val="center"/>
+            <w:tcBorders>
+              <w:left w:val="nil"/>
+              <w:right w:val="nil"/>
+              <w:insideH w:val="nil"/>
+              <w:insideV w:val="nil"/>
+              <w:top w:val="nil"/>
+              <w:bottom w:val="nil"/>
+            </w:tcBorders>
+          </w:tcPr>
+          <w:p>
+            <w:pPr>
+              <w:jc w:val="center"/>
+            </w:pPr>
+            <w:r>
+              <w:rPr>
+                <w:rFonts w:hint="eastAsia"/>
+                <w:b w:val="0"/>
+                <w:bCs w:val="0"/>
+              </w:rPr>
+              <w:t>100</w:t>
+            </w:r>
+          </w:p>
+        </w:tc>
+      </w:tr>
+      <w:tr>
+        <w:tc>
+          <w:tcPr>
+            <w:tcW w:type="dxa" w:w="2088"/>
+            <w:vAlign w:val="center"/>
+            <w:tcBorders>
+              <w:left w:val="nil"/>
+              <w:right w:val="nil"/>
+              <w:insideH w:val="nil"/>
+              <w:insideV w:val="nil"/>
+              <w:top w:val="nil"/>
+              <w:bottom w:val="nil"/>
+            </w:tcBorders>
+          </w:tcPr>
+          <w:p>
+            <w:pPr>
+              <w:jc w:val="center"/>
+            </w:pPr>
+            <w:r>
+              <w:rPr>
+                <w:rFonts w:hint="eastAsia"/>
+                <w:b w:val="0"/>
+                <w:bCs w:val="0"/>
+              </w:rPr>
+              <w:t>单头维度（d_h）</w:t>
+            </w:r>
+          </w:p>
+        </w:tc>
+        <w:tc>
+          <w:tcPr>
+            <w:tcW w:type="dxa" w:w="1728"/>
+            <w:vAlign w:val="center"/>
+            <w:tcBorders>
+              <w:left w:val="nil"/>
+              <w:right w:val="nil"/>
+              <w:insideH w:val="nil"/>
+              <w:insideV w:val="nil"/>
+              <w:top w:val="nil"/>
+              <w:bottom w:val="nil"/>
+            </w:tcBorders>
+          </w:tcPr>
+          <w:p>
+            <w:pPr>
+              <w:jc w:val="center"/>
+            </w:pPr>
+            <w:r>
+              <w:rPr>
+                <w:rFonts w:hint="eastAsia"/>
+                <w:b w:val="0"/>
+                <w:bCs w:val="0"/>
+              </w:rPr>
+              <w:t>8</w:t>
+            </w:r>
+          </w:p>
+        </w:tc>
+        <w:tc>
+          <w:tcPr>
+            <w:tcW w:type="dxa" w:w="1800"/>
+            <w:vAlign w:val="center"/>
+            <w:tcBorders>
+              <w:left w:val="nil"/>
+              <w:right w:val="nil"/>
+              <w:insideH w:val="nil"/>
+              <w:insideV w:val="nil"/>
+              <w:top w:val="nil"/>
+              <w:bottom w:val="nil"/>
+            </w:tcBorders>
+          </w:tcPr>
+          <w:p>
+            <w:pPr>
+              <w:jc w:val="center"/>
+            </w:pPr>
+            <w:r>
+              <w:rPr>
+                <w:rFonts w:hint="eastAsia"/>
+                <w:b w:val="0"/>
+                <w:bCs w:val="0"/>
+              </w:rPr>
+              <w:t>8</w:t>
+            </w:r>
+          </w:p>
+        </w:tc>
+        <w:tc>
+          <w:tcPr>
+            <w:tcW w:type="dxa" w:w="3096"/>
+            <w:vAlign w:val="center"/>
+            <w:tcBorders>
+              <w:left w:val="nil"/>
+              <w:right w:val="nil"/>
+              <w:insideH w:val="nil"/>
+              <w:insideV w:val="nil"/>
+              <w:top w:val="nil"/>
+              <w:bottom w:val="nil"/>
+            </w:tcBorders>
+          </w:tcPr>
+          <w:p>
+            <w:pPr>
+              <w:jc w:val="center"/>
+            </w:pPr>
+            <w:r>
+              <w:rPr>
+                <w:rFonts w:hint="eastAsia"/>
+                <w:b w:val="0"/>
+                <w:bCs w:val="0"/>
+              </w:rPr>
+              <w:t>25</w:t>
+            </w:r>
+          </w:p>
+        </w:tc>
+      </w:tr>
+      <w:tr>
+        <w:tc>
+          <w:tcPr>
+            <w:tcW w:type="dxa" w:w="2088"/>
+            <w:vAlign w:val="center"/>
+            <w:tcBorders>
+              <w:left w:val="nil"/>
+              <w:right w:val="nil"/>
+              <w:insideH w:val="nil"/>
+              <w:insideV w:val="nil"/>
+              <w:top w:val="nil"/>
+              <w:bottom w:val="nil"/>
+            </w:tcBorders>
+          </w:tcPr>
+          <w:p>
+            <w:pPr>
+              <w:jc w:val="center"/>
+            </w:pPr>
+            <w:r>
+              <w:rPr>
+                <w:rFonts w:hint="eastAsia"/>
+                <w:b w:val="0"/>
+                <w:bCs w:val="0"/>
+              </w:rPr>
+              <w:t>前馈层维度</w:t>
+            </w:r>
+          </w:p>
+        </w:tc>
+        <w:tc>
+          <w:tcPr>
+            <w:tcW w:type="dxa" w:w="1728"/>
             <w:vAlign w:val="center"/>
             <w:tcBorders>
               <w:left w:val="nil"/>
@@ -8522,198 +9848,7 @@
         </w:tc>
         <w:tc>
           <w:tcPr>
-            <w:tcW w:type="dxa" w:w="864"/>
-            <w:vAlign w:val="center"/>
-            <w:tcBorders>
-              <w:left w:val="nil"/>
-              <w:right w:val="nil"/>
-              <w:insideH w:val="nil"/>
-              <w:insideV w:val="nil"/>
-              <w:top w:val="nil"/>
-              <w:bottom w:val="nil"/>
-            </w:tcBorders>
-          </w:tcPr>
-          <w:p>
-            <w:pPr>
-              <w:jc w:val="center"/>
-            </w:pPr>
-            <w:r>
-              <w:rPr>
-                <w:rFonts w:hint="eastAsia"/>
-                <w:b w:val="0"/>
-                <w:bCs w:val="0"/>
-              </w:rPr>
-              <w:t>0.0</w:t>
-            </w:r>
-          </w:p>
-        </w:tc>
-      </w:tr>
-      <w:tr>
-        <w:tc>
-          <w:tcPr>
-            <w:tcW w:type="dxa" w:w="792"/>
-            <w:vAlign w:val="center"/>
-            <w:tcBorders>
-              <w:left w:val="nil"/>
-              <w:right w:val="nil"/>
-              <w:insideH w:val="nil"/>
-              <w:insideV w:val="nil"/>
-              <w:top w:val="nil"/>
-              <w:bottom w:val="nil"/>
-            </w:tcBorders>
-          </w:tcPr>
-          <w:p>
-            <w:pPr>
-              <w:jc w:val="center"/>
-            </w:pPr>
-            <w:r>
-              <w:rPr>
-                <w:rFonts w:hint="eastAsia"/>
-                <w:b w:val="0"/>
-                <w:bCs w:val="0"/>
-              </w:rPr>
-              <w:t>Critic</w:t>
-            </w:r>
-          </w:p>
-        </w:tc>
-        <w:tc>
-          <w:tcPr>
-            <w:tcW w:type="dxa" w:w="1944"/>
-            <w:vAlign w:val="center"/>
-            <w:tcBorders>
-              <w:left w:val="nil"/>
-              <w:right w:val="nil"/>
-              <w:insideH w:val="nil"/>
-              <w:insideV w:val="nil"/>
-              <w:top w:val="nil"/>
-              <w:bottom w:val="nil"/>
-            </w:tcBorders>
-          </w:tcPr>
-          <w:p>
-            <w:pPr>
-              <w:jc w:val="center"/>
-            </w:pPr>
-            <w:r>
-              <w:rPr>
-                <w:rFonts w:hint="eastAsia"/>
-                <w:b w:val="0"/>
-                <w:bCs w:val="0"/>
-              </w:rPr>
-              <w:t>状态—动作序列</w:t>
-            </w:r>
-          </w:p>
-        </w:tc>
-        <w:tc>
-          <w:tcPr>
-            <w:tcW w:type="dxa" w:w="1008"/>
-            <w:vAlign w:val="center"/>
-            <w:tcBorders>
-              <w:left w:val="nil"/>
-              <w:right w:val="nil"/>
-              <w:insideH w:val="nil"/>
-              <w:insideV w:val="nil"/>
-              <w:top w:val="nil"/>
-              <w:bottom w:val="nil"/>
-            </w:tcBorders>
-          </w:tcPr>
-          <w:p>
-            <w:pPr>
-              <w:jc w:val="center"/>
-            </w:pPr>
-            <w:r>
-              <w:rPr>
-                <w:rFonts w:hint="eastAsia"/>
-                <w:b w:val="0"/>
-                <w:bCs w:val="0"/>
-              </w:rPr>
-              <w:t>5</w:t>
-            </w:r>
-          </w:p>
-        </w:tc>
-        <w:tc>
-          <w:tcPr>
-            <w:tcW w:type="dxa" w:w="864"/>
-            <w:vAlign w:val="center"/>
-            <w:tcBorders>
-              <w:left w:val="nil"/>
-              <w:right w:val="nil"/>
-              <w:insideH w:val="nil"/>
-              <w:insideV w:val="nil"/>
-              <w:top w:val="nil"/>
-              <w:bottom w:val="nil"/>
-            </w:tcBorders>
-          </w:tcPr>
-          <w:p>
-            <w:pPr>
-              <w:jc w:val="center"/>
-            </w:pPr>
-            <w:r>
-              <w:rPr>
-                <w:rFonts w:hint="eastAsia"/>
-                <w:b w:val="0"/>
-                <w:bCs w:val="0"/>
-              </w:rPr>
-              <w:t>1</w:t>
-            </w:r>
-          </w:p>
-        </w:tc>
-        <w:tc>
-          <w:tcPr>
-            <w:tcW w:type="dxa" w:w="1008"/>
-            <w:vAlign w:val="center"/>
-            <w:tcBorders>
-              <w:left w:val="nil"/>
-              <w:right w:val="nil"/>
-              <w:insideH w:val="nil"/>
-              <w:insideV w:val="nil"/>
-              <w:top w:val="nil"/>
-              <w:bottom w:val="nil"/>
-            </w:tcBorders>
-          </w:tcPr>
-          <w:p>
-            <w:pPr>
-              <w:jc w:val="center"/>
-            </w:pPr>
-            <w:r>
-              <w:rPr>
-                <w:rFonts w:hint="eastAsia"/>
-                <w:b w:val="0"/>
-                <w:bCs w:val="0"/>
-              </w:rPr>
-              <w:t>4</w:t>
-            </w:r>
-          </w:p>
-        </w:tc>
-        <w:tc>
-          <w:tcPr>
-            <w:tcW w:type="dxa" w:w="936"/>
-            <w:vAlign w:val="center"/>
-            <w:tcBorders>
-              <w:left w:val="nil"/>
-              <w:right w:val="nil"/>
-              <w:insideH w:val="nil"/>
-              <w:insideV w:val="nil"/>
-              <w:top w:val="nil"/>
-              <w:bottom w:val="nil"/>
-            </w:tcBorders>
-          </w:tcPr>
-          <w:p>
-            <w:pPr>
-              <w:jc w:val="center"/>
-            </w:pPr>
-            <w:r>
-              <w:rPr>
-                <w:rFonts w:hint="eastAsia"/>
-                <w:b w:val="0"/>
-                <w:bCs w:val="0"/>
-              </w:rPr>
-              <w:t>32</w:t>
-            </w:r>
-          </w:p>
-        </w:tc>
-        <w:tc>
-          <w:tcPr>
-            <w:tcW w:type="dxa" w:w="1080"/>
+            <w:tcW w:type="dxa" w:w="1800"/>
             <w:vAlign w:val="center"/>
             <w:tcBorders>
               <w:left w:val="nil"/>
@@ -8740,7 +9875,7 @@
         </w:tc>
         <w:tc>
           <w:tcPr>
-            <w:tcW w:type="dxa" w:w="864"/>
+            <w:tcW w:type="dxa" w:w="3096"/>
             <w:vAlign w:val="center"/>
             <w:tcBorders>
               <w:left w:val="nil"/>
@@ -8761,7 +9896,7 @@
                 <w:b w:val="0"/>
                 <w:bCs w:val="0"/>
               </w:rPr>
-              <w:t>0.1</w:t>
+              <w:t>200</w:t>
             </w:r>
           </w:p>
         </w:tc>
@@ -8769,7 +9904,7 @@
       <w:tr>
         <w:tc>
           <w:tcPr>
-            <w:tcW w:type="dxa" w:w="792"/>
+            <w:tcW w:type="dxa" w:w="2088"/>
             <w:vAlign w:val="center"/>
             <w:tcBorders>
               <w:left w:val="nil"/>
@@ -8790,13 +9925,13 @@
                 <w:b w:val="0"/>
                 <w:bCs w:val="0"/>
               </w:rPr>
-              <w:t>判别器</w:t>
+              <w:t>Dropout</w:t>
             </w:r>
           </w:p>
         </w:tc>
         <w:tc>
           <w:tcPr>
-            <w:tcW w:type="dxa" w:w="1944"/>
+            <w:tcW w:type="dxa" w:w="1728"/>
             <w:vAlign w:val="center"/>
             <w:tcBorders>
               <w:left w:val="nil"/>
@@ -8817,13 +9952,13 @@
                 <w:b w:val="0"/>
                 <w:bCs w:val="0"/>
               </w:rPr>
-              <w:t>专家或生成状态—动作序列</w:t>
+              <w:t>0.0</w:t>
             </w:r>
           </w:p>
         </w:tc>
         <w:tc>
           <w:tcPr>
-            <w:tcW w:type="dxa" w:w="1008"/>
+            <w:tcW w:type="dxa" w:w="1800"/>
             <w:vAlign w:val="center"/>
             <w:tcBorders>
               <w:left w:val="nil"/>
@@ -8844,121 +9979,13 @@
                 <w:b w:val="0"/>
                 <w:bCs w:val="0"/>
               </w:rPr>
-              <w:t>5</w:t>
+              <w:t>0.1</w:t>
             </w:r>
           </w:p>
         </w:tc>
         <w:tc>
           <w:tcPr>
-            <w:tcW w:type="dxa" w:w="864"/>
-            <w:vAlign w:val="center"/>
-            <w:tcBorders>
-              <w:left w:val="nil"/>
-              <w:right w:val="nil"/>
-              <w:insideH w:val="nil"/>
-              <w:insideV w:val="nil"/>
-              <w:top w:val="nil"/>
-              <w:bottom w:val="single" w:sz="10" w:space="0" w:color="000000"/>
-            </w:tcBorders>
-          </w:tcPr>
-          <w:p>
-            <w:pPr>
-              <w:jc w:val="center"/>
-            </w:pPr>
-            <w:r>
-              <w:rPr>
-                <w:rFonts w:hint="eastAsia"/>
-                <w:b w:val="0"/>
-                <w:bCs w:val="0"/>
-              </w:rPr>
-              <w:t>1</w:t>
-            </w:r>
-          </w:p>
-        </w:tc>
-        <w:tc>
-          <w:tcPr>
-            <w:tcW w:type="dxa" w:w="1008"/>
-            <w:vAlign w:val="center"/>
-            <w:tcBorders>
-              <w:left w:val="nil"/>
-              <w:right w:val="nil"/>
-              <w:insideH w:val="nil"/>
-              <w:insideV w:val="nil"/>
-              <w:top w:val="nil"/>
-              <w:bottom w:val="single" w:sz="10" w:space="0" w:color="000000"/>
-            </w:tcBorders>
-          </w:tcPr>
-          <w:p>
-            <w:pPr>
-              <w:jc w:val="center"/>
-            </w:pPr>
-            <w:r>
-              <w:rPr>
-                <w:rFonts w:hint="eastAsia"/>
-                <w:b w:val="0"/>
-                <w:bCs w:val="0"/>
-              </w:rPr>
-              <w:t>4</w:t>
-            </w:r>
-          </w:p>
-        </w:tc>
-        <w:tc>
-          <w:tcPr>
-            <w:tcW w:type="dxa" w:w="936"/>
-            <w:vAlign w:val="center"/>
-            <w:tcBorders>
-              <w:left w:val="nil"/>
-              <w:right w:val="nil"/>
-              <w:insideH w:val="nil"/>
-              <w:insideV w:val="nil"/>
-              <w:top w:val="nil"/>
-              <w:bottom w:val="single" w:sz="10" w:space="0" w:color="000000"/>
-            </w:tcBorders>
-          </w:tcPr>
-          <w:p>
-            <w:pPr>
-              <w:jc w:val="center"/>
-            </w:pPr>
-            <w:r>
-              <w:rPr>
-                <w:rFonts w:hint="eastAsia"/>
-                <w:b w:val="0"/>
-                <w:bCs w:val="0"/>
-              </w:rPr>
-              <w:t>100</w:t>
-            </w:r>
-          </w:p>
-        </w:tc>
-        <w:tc>
-          <w:tcPr>
-            <w:tcW w:type="dxa" w:w="1080"/>
-            <w:vAlign w:val="center"/>
-            <w:tcBorders>
-              <w:left w:val="nil"/>
-              <w:right w:val="nil"/>
-              <w:insideH w:val="nil"/>
-              <w:insideV w:val="nil"/>
-              <w:top w:val="nil"/>
-              <w:bottom w:val="single" w:sz="10" w:space="0" w:color="000000"/>
-            </w:tcBorders>
-          </w:tcPr>
-          <w:p>
-            <w:pPr>
-              <w:jc w:val="center"/>
-            </w:pPr>
-            <w:r>
-              <w:rPr>
-                <w:rFonts w:hint="eastAsia"/>
-                <w:b w:val="0"/>
-                <w:bCs w:val="0"/>
-              </w:rPr>
-              <w:t>200</w:t>
-            </w:r>
-          </w:p>
-        </w:tc>
-        <w:tc>
-          <w:tcPr>
-            <w:tcW w:type="dxa" w:w="864"/>
+            <w:tcW w:type="dxa" w:w="3096"/>
             <w:vAlign w:val="center"/>
             <w:tcBorders>
               <w:left w:val="nil"/>
@@ -9082,7 +10109,7 @@
         <w:rPr>
           <w:lang w:eastAsia="zh-CN"/>
         </w:rPr>
-        <w:t>Actor分支以长度为5的历史状态序列作为表征模块输入，并得到32维历史状态特征。该特征与33维当前状态向量拼接，形成65维联合输入；随后，一组独立的全连接动作头按照65-128-32-4的结构生成4维确定性动作。该连接方式保留当前时刻状态，同时利用历史交互信息补充动作生成所需的时序特征。</w:t>
+        <w:t>Actor分支以长度为5的历史状态序列作为表征模块输入，并得到32维历史状态特征。该特征与33维当前状态向量拼接，形成65维联合输入；随后，全连接动作输出网络按照65-128-32-4的结构生成4维确定性动作。该连接方式保留当前时刻状态，同时利用历史交互信息补充动作生成所需的时序特征。</w:t>
       </w:r>
     </w:p>
     <w:p>
@@ -9110,7 +10137,7 @@
         <w:rPr>
           <w:lang w:eastAsia="zh-CN"/>
         </w:rPr>
-        <w:t>判别器分支以专家或生成轨迹的历史状态—动作序列作为输入。每个时间步的37维状态—动作向量先被映射至100维隐藏空间，表征模块输出100维历史状态—动作特征；层归一化与线性输出头随后产生单个logits值，并经Sigmoid函数转换为专家样本判别概率。除上述输入表征与网络输入维度调整外，判别器损失、模仿奖励构造、融合奖励以及Actor-Critic参数更新均采用第3章定义的训练方式。</w:t>
+        <w:t>判别器分支以专家或生成轨迹的历史状态—动作序列作为输入。每个时间步的37维状态—动作向量先被映射至100维隐藏空间。表征模块在完成末时刻特征读取与层归一化后，输出100维历史状态—动作特征；线性输出层随后产生单个logits值，并经Sigmoid函数转换为专家样本判别概率。除上述输入表征与网络输入维度调整外，判别器损失、模仿奖励构造、融合奖励以及Actor-Critic参数更新均采用第3章定义的训练方式。</w:t>
       </w:r>
     </w:p>
     <w:p>
